--- a/src/assets/msxi-template.docx
+++ b/src/assets/msxi-template.docx
@@ -156,20 +156,20 @@
               </wp:anchor>
             </w:drawing>
           </mc:Choice>
-          <mc:Fallback>
-            <w:pict>
-              <v:shapetype w14:anchorId="1A19EA8B" id="_x0000_t202" coordsize="21600,21600" o:spt="202" path="m,l,21600r21600,l21600,xe">
+          <mc:Fallback xmlns:a="http://schemas.openxmlformats.org/drawingml/2006/main" xmlns:a14="http://schemas.microsoft.com/office/drawing/2010/main">
+            <w:pict w14:anchorId="1B5EC89E">
+              <v:shapetype id="_x0000_t202" coordsize="21600,21600" o:spt="202" path="m,l,21600r21600,l21600,xe" w14:anchorId="1A19EA8B">
                 <v:stroke joinstyle="miter"/>
                 <v:path gradientshapeok="t" o:connecttype="rect"/>
               </v:shapetype>
-              <v:shape id="Text Box 2" o:spid="_x0000_s1026" type="#_x0000_t202" style="position:absolute;margin-left:320pt;margin-top:2.85pt;width:203.1pt;height:221pt;z-index:251659264;visibility:visible;mso-wrap-style:square;mso-width-percent:0;mso-height-percent:0;mso-wrap-distance-left:9pt;mso-wrap-distance-top:3.6pt;mso-wrap-distance-right:9pt;mso-wrap-distance-bottom:3.6pt;mso-position-horizontal:absolute;mso-position-horizontal-relative:margin;mso-position-vertical:absolute;mso-position-vertical-relative:text;mso-width-percent:0;mso-height-percent:0;mso-width-relative:margin;mso-height-relative:margin;v-text-anchor:middle" o:gfxdata="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" strokecolor="#548dd4 [1951]" strokeweight="1.5pt">
+              <v:shape id="Text Box 2" style="position:absolute;margin-left:320pt;margin-top:2.85pt;width:203.1pt;height:221pt;z-index:251659264;visibility:visible;mso-wrap-style:square;mso-width-percent:0;mso-height-percent:0;mso-wrap-distance-left:9pt;mso-wrap-distance-top:3.6pt;mso-wrap-distance-right:9pt;mso-wrap-distance-bottom:3.6pt;mso-position-horizontal:absolute;mso-position-horizontal-relative:margin;mso-position-vertical:absolute;mso-position-vertical-relative:text;mso-width-percent:0;mso-height-percent:0;mso-width-relative:margin;mso-height-relative:margin;v-text-anchor:middle" o:spid="_x0000_s1026" strokecolor="#548dd4 [1951]" strokeweight="1.5pt" type="#_x0000_t202" o:gfxdata="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">
                 <v:textbox>
                   <w:txbxContent>
                     <w:p>
                       <w:pPr>
                         <w:spacing w:after="0" w:line="240" w:lineRule="auto"/>
                         <w:rPr>
-                          <w:rFonts w:ascii="Times New Roman" w:eastAsia="Times New Roman" w:hAnsi="Times New Roman" w:cs="Times New Roman"/>
+                          <w:rFonts w:ascii="Times New Roman" w:hAnsi="Times New Roman" w:eastAsia="Times New Roman" w:cs="Times New Roman"/>
                           <w:sz w:val="24"/>
                           <w:szCs w:val="24"/>
                           <w:lang w:val="en-IN" w:eastAsia="en-IN"/>
@@ -311,6 +311,7 @@
                               </w:rPr>
                               <w:t xml:space="preserve"> Name: {</w:t>
                             </w:r>
+                            <w:proofErr w:type="spellStart"/>
                             <w:r>
                               <w:rPr>
                                 <w:rFonts w:ascii="Century Gothic" w:hAnsi="Century Gothic" w:cs="Times New Roman"/>
@@ -333,7 +334,20 @@
                                 <w:sz w:val="22"/>
                                 <w:szCs w:val="22"/>
                               </w:rPr>
-                              <w:t>irstName}</w:t>
+                              <w:t>irstName</w:t>
+                            </w:r>
+                            <w:proofErr w:type="spellEnd"/>
+                            <w:r>
+                              <w:rPr>
+                                <w:rFonts w:ascii="Century Gothic" w:hAnsi="Century Gothic" w:cs="Times New Roman"/>
+                                <w:b/>
+                                <w:bCs/>
+                                <w:color w:val="1F497D" w:themeColor="text2"/>
+                                <w:spacing w:val="-4"/>
+                                <w:sz w:val="22"/>
+                                <w:szCs w:val="22"/>
+                              </w:rPr>
+                              <w:t>}</w:t>
                             </w:r>
                             <w:r>
                               <w:rPr>
@@ -405,6 +419,7 @@
                               </w:rPr>
                               <w:t xml:space="preserve"> Name: {</w:t>
                             </w:r>
+                            <w:proofErr w:type="spellStart"/>
                             <w:r>
                               <w:rPr>
                                 <w:rFonts w:ascii="Century Gothic" w:hAnsi="Century Gothic" w:cs="Times New Roman"/>
@@ -427,7 +442,20 @@
                                 <w:sz w:val="22"/>
                                 <w:szCs w:val="22"/>
                               </w:rPr>
-                              <w:t>astName}</w:t>
+                              <w:t>astName</w:t>
+                            </w:r>
+                            <w:proofErr w:type="spellEnd"/>
+                            <w:r>
+                              <w:rPr>
+                                <w:rFonts w:ascii="Century Gothic" w:hAnsi="Century Gothic" w:cs="Times New Roman"/>
+                                <w:b/>
+                                <w:bCs/>
+                                <w:color w:val="1F497D" w:themeColor="text2"/>
+                                <w:spacing w:val="-4"/>
+                                <w:sz w:val="22"/>
+                                <w:szCs w:val="22"/>
+                              </w:rPr>
+                              <w:t>}</w:t>
                             </w:r>
                             <w:r>
                               <w:rPr>
@@ -487,6 +515,7 @@
                               </w:rPr>
                               <w:t xml:space="preserve"> Notice Period of the Candidate: {</w:t>
                             </w:r>
+                            <w:proofErr w:type="spellStart"/>
                             <w:r>
                               <w:rPr>
                                 <w:rFonts w:ascii="Century Gothic" w:hAnsi="Century Gothic" w:cs="Times New Roman"/>
@@ -507,7 +536,19 @@
                                 <w:sz w:val="22"/>
                                 <w:szCs w:val="22"/>
                               </w:rPr>
-                              <w:t>oticePeriod}</w:t>
+                              <w:t>oticePeriod</w:t>
+                            </w:r>
+                            <w:proofErr w:type="spellEnd"/>
+                            <w:r>
+                              <w:rPr>
+                                <w:rFonts w:ascii="Century Gothic" w:hAnsi="Century Gothic" w:cs="Times New Roman"/>
+                                <w:b/>
+                                <w:bCs/>
+                                <w:color w:val="1F497D" w:themeColor="text2"/>
+                                <w:sz w:val="22"/>
+                                <w:szCs w:val="22"/>
+                              </w:rPr>
+                              <w:t>}</w:t>
                             </w:r>
                           </w:p>
                           <w:p>
@@ -554,6 +595,7 @@
                               </w:rPr>
                               <w:t xml:space="preserve"> Internal or External Candidate: {</w:t>
                             </w:r>
+                            <w:proofErr w:type="spellStart"/>
                             <w:r>
                               <w:rPr>
                                 <w:rFonts w:ascii="Century Gothic" w:hAnsi="Century Gothic" w:cs="Times New Roman"/>
@@ -565,6 +607,7 @@
                               </w:rPr>
                               <w:t>candidateType</w:t>
                             </w:r>
+                            <w:proofErr w:type="spellEnd"/>
                             <w:r>
                               <w:rPr>
                                 <w:rFonts w:ascii="Century Gothic" w:hAnsi="Century Gothic" w:cs="Times New Roman"/>
@@ -630,7 +673,19 @@
                                 <w:sz w:val="22"/>
                                 <w:szCs w:val="22"/>
                               </w:rPr>
-                              <w:t>{i</w:t>
+                              <w:t>{</w:t>
+                            </w:r>
+                            <w:proofErr w:type="spellStart"/>
+                            <w:r>
+                              <w:rPr>
+                                <w:rFonts w:ascii="Century Gothic" w:hAnsi="Century Gothic" w:cs="Times New Roman"/>
+                                <w:b/>
+                                <w:bCs/>
+                                <w:color w:val="1F497D" w:themeColor="text2"/>
+                                <w:sz w:val="22"/>
+                                <w:szCs w:val="22"/>
+                              </w:rPr>
+                              <w:t>i</w:t>
                             </w:r>
                             <w:r>
                               <w:rPr>
@@ -674,7 +729,19 @@
                                 <w:sz w:val="22"/>
                                 <w:szCs w:val="22"/>
                               </w:rPr>
-                              <w:t>e}</w:t>
+                              <w:t>e</w:t>
+                            </w:r>
+                            <w:proofErr w:type="spellEnd"/>
+                            <w:r>
+                              <w:rPr>
+                                <w:rFonts w:ascii="Century Gothic" w:hAnsi="Century Gothic" w:cs="Times New Roman"/>
+                                <w:b/>
+                                <w:bCs/>
+                                <w:color w:val="1F497D" w:themeColor="text2"/>
+                                <w:sz w:val="22"/>
+                                <w:szCs w:val="22"/>
+                              </w:rPr>
+                              <w:t>}</w:t>
                             </w:r>
                           </w:p>
                           <w:p>
@@ -721,6 +788,7 @@
                               </w:rPr>
                               <w:t xml:space="preserve"> Start Availability Date: {</w:t>
                             </w:r>
+                            <w:proofErr w:type="spellStart"/>
                             <w:r>
                               <w:rPr>
                                 <w:rFonts w:ascii="Century Gothic" w:hAnsi="Century Gothic" w:cs="Times New Roman"/>
@@ -741,7 +809,19 @@
                                 <w:sz w:val="22"/>
                                 <w:szCs w:val="22"/>
                               </w:rPr>
-                              <w:t>tartDate}</w:t>
+                              <w:t>tartDate</w:t>
+                            </w:r>
+                            <w:proofErr w:type="spellEnd"/>
+                            <w:r>
+                              <w:rPr>
+                                <w:rFonts w:ascii="Century Gothic" w:hAnsi="Century Gothic" w:cs="Times New Roman"/>
+                                <w:b/>
+                                <w:bCs/>
+                                <w:color w:val="1F497D" w:themeColor="text2"/>
+                                <w:sz w:val="22"/>
+                                <w:szCs w:val="22"/>
+                              </w:rPr>
+                              <w:t>}</w:t>
                             </w:r>
                           </w:p>
                           <w:p>
@@ -797,7 +877,31 @@
                                 <w:sz w:val="22"/>
                                 <w:szCs w:val="22"/>
                               </w:rPr>
-                              <w:t xml:space="preserve">{workedForFordYes} </w:t>
+                              <w:t>{</w:t>
+                            </w:r>
+                            <w:proofErr w:type="spellStart"/>
+                            <w:r>
+                              <w:rPr>
+                                <w:rFonts w:ascii="Century Gothic" w:hAnsi="Century Gothic" w:cs="Times New Roman"/>
+                                <w:b/>
+                                <w:bCs/>
+                                <w:color w:val="1F497D" w:themeColor="text2"/>
+                                <w:sz w:val="22"/>
+                                <w:szCs w:val="22"/>
+                              </w:rPr>
+                              <w:t>workedForFordYes</w:t>
+                            </w:r>
+                            <w:proofErr w:type="spellEnd"/>
+                            <w:r>
+                              <w:rPr>
+                                <w:rFonts w:ascii="Century Gothic" w:hAnsi="Century Gothic" w:cs="Times New Roman"/>
+                                <w:b/>
+                                <w:bCs/>
+                                <w:color w:val="1F497D" w:themeColor="text2"/>
+                                <w:sz w:val="22"/>
+                                <w:szCs w:val="22"/>
+                              </w:rPr>
+                              <w:t xml:space="preserve">} </w:t>
                             </w:r>
                             <w:r>
                               <w:rPr>
@@ -819,7 +923,31 @@
                                 <w:sz w:val="22"/>
                                 <w:szCs w:val="22"/>
                               </w:rPr>
-                              <w:t xml:space="preserve">{workedForFordNo} </w:t>
+                              <w:t>{</w:t>
+                            </w:r>
+                            <w:proofErr w:type="spellStart"/>
+                            <w:r>
+                              <w:rPr>
+                                <w:rFonts w:ascii="Century Gothic" w:hAnsi="Century Gothic" w:cs="Times New Roman"/>
+                                <w:b/>
+                                <w:bCs/>
+                                <w:color w:val="1F497D" w:themeColor="text2"/>
+                                <w:sz w:val="22"/>
+                                <w:szCs w:val="22"/>
+                              </w:rPr>
+                              <w:t>workedForFordNo</w:t>
+                            </w:r>
+                            <w:proofErr w:type="spellEnd"/>
+                            <w:r>
+                              <w:rPr>
+                                <w:rFonts w:ascii="Century Gothic" w:hAnsi="Century Gothic" w:cs="Times New Roman"/>
+                                <w:b/>
+                                <w:bCs/>
+                                <w:color w:val="1F497D" w:themeColor="text2"/>
+                                <w:sz w:val="22"/>
+                                <w:szCs w:val="22"/>
+                              </w:rPr>
+                              <w:t xml:space="preserve">} </w:t>
                             </w:r>
                             <w:r>
                               <w:rPr>
@@ -869,8 +997,9 @@
                                 <w:sz w:val="22"/>
                                 <w:szCs w:val="22"/>
                               </w:rPr>
-                              <w:t>{worked</w:t>
-                            </w:r>
+                              <w:t>{</w:t>
+                            </w:r>
+                            <w:proofErr w:type="spellStart"/>
                             <w:r>
                               <w:rPr>
                                 <w:rFonts w:asciiTheme="minorHAnsi" w:eastAsiaTheme="minorEastAsia" w:hAnsiTheme="minorHAnsi" w:cstheme="minorBidi"/>
@@ -880,6 +1009,17 @@
                                 <w:sz w:val="22"/>
                                 <w:szCs w:val="22"/>
                               </w:rPr>
+                              <w:t>worked</w:t>
+                            </w:r>
+                            <w:r>
+                              <w:rPr>
+                                <w:rFonts w:asciiTheme="minorHAnsi" w:eastAsiaTheme="minorEastAsia" w:hAnsiTheme="minorHAnsi" w:cstheme="minorBidi"/>
+                                <w:b/>
+                                <w:bCs/>
+                                <w:color w:val="1F497D" w:themeColor="text2"/>
+                                <w:sz w:val="22"/>
+                                <w:szCs w:val="22"/>
+                              </w:rPr>
                               <w:t>AsAgency</w:t>
                             </w:r>
                             <w:r>
@@ -891,7 +1031,19 @@
                                 <w:sz w:val="22"/>
                                 <w:szCs w:val="22"/>
                               </w:rPr>
-                              <w:t>Yes}</w:t>
+                              <w:t>Yes</w:t>
+                            </w:r>
+                            <w:proofErr w:type="spellEnd"/>
+                            <w:r>
+                              <w:rPr>
+                                <w:rFonts w:asciiTheme="minorHAnsi" w:eastAsiaTheme="minorEastAsia" w:hAnsiTheme="minorHAnsi" w:cstheme="minorBidi"/>
+                                <w:b/>
+                                <w:bCs/>
+                                <w:color w:val="1F497D" w:themeColor="text2"/>
+                                <w:sz w:val="22"/>
+                                <w:szCs w:val="22"/>
+                              </w:rPr>
+                              <w:t>}</w:t>
                             </w:r>
                             <w:r>
                               <w:rPr>
@@ -921,8 +1073,9 @@
                                 <w:sz w:val="22"/>
                                 <w:szCs w:val="22"/>
                               </w:rPr>
-                              <w:t>{worked</w:t>
-                            </w:r>
+                              <w:t>{</w:t>
+                            </w:r>
+                            <w:proofErr w:type="spellStart"/>
                             <w:r>
                               <w:rPr>
                                 <w:rFonts w:asciiTheme="minorHAnsi" w:eastAsiaTheme="minorEastAsia" w:hAnsiTheme="minorHAnsi" w:cstheme="minorBidi"/>
@@ -932,6 +1085,17 @@
                                 <w:sz w:val="22"/>
                                 <w:szCs w:val="22"/>
                               </w:rPr>
+                              <w:t>worked</w:t>
+                            </w:r>
+                            <w:r>
+                              <w:rPr>
+                                <w:rFonts w:asciiTheme="minorHAnsi" w:eastAsiaTheme="minorEastAsia" w:hAnsiTheme="minorHAnsi" w:cstheme="minorBidi"/>
+                                <w:b/>
+                                <w:bCs/>
+                                <w:color w:val="1F497D" w:themeColor="text2"/>
+                                <w:sz w:val="22"/>
+                                <w:szCs w:val="22"/>
+                              </w:rPr>
                               <w:t>AsAgency</w:t>
                             </w:r>
                             <w:r>
@@ -943,7 +1107,19 @@
                                 <w:sz w:val="22"/>
                                 <w:szCs w:val="22"/>
                               </w:rPr>
-                              <w:t xml:space="preserve">No} </w:t>
+                              <w:t>No</w:t>
+                            </w:r>
+                            <w:proofErr w:type="spellEnd"/>
+                            <w:r>
+                              <w:rPr>
+                                <w:rFonts w:asciiTheme="minorHAnsi" w:eastAsiaTheme="minorEastAsia" w:hAnsiTheme="minorHAnsi" w:cstheme="minorBidi"/>
+                                <w:b/>
+                                <w:bCs/>
+                                <w:color w:val="1F497D" w:themeColor="text2"/>
+                                <w:sz w:val="22"/>
+                                <w:szCs w:val="22"/>
+                              </w:rPr>
+                              <w:t xml:space="preserve">} </w:t>
                             </w:r>
                             <w:r>
                               <w:rPr>
@@ -1028,6 +1204,7 @@
                               </w:rPr>
                               <w:t>CDSID: {</w:t>
                             </w:r>
+                            <w:proofErr w:type="spellStart"/>
                             <w:r>
                               <w:rPr>
                                 <w:rFonts w:ascii="Century Gothic" w:hAnsi="Century Gothic" w:cs="Times New Roman"/>
@@ -1039,6 +1216,7 @@
                               </w:rPr>
                               <w:t>cdsid</w:t>
                             </w:r>
+                            <w:proofErr w:type="spellEnd"/>
                             <w:r>
                               <w:rPr>
                                 <w:rFonts w:ascii="Century Gothic" w:hAnsi="Century Gothic" w:cs="Times New Roman"/>
@@ -1138,6 +1316,7 @@
                               </w:rPr>
                               <w:t>Duration of the Project: {</w:t>
                             </w:r>
+                            <w:proofErr w:type="spellStart"/>
                             <w:r>
                               <w:rPr>
                                 <w:rFonts w:ascii="Century Gothic" w:hAnsi="Century Gothic" w:cs="Times New Roman"/>
@@ -1158,7 +1337,19 @@
                                 <w:sz w:val="22"/>
                                 <w:szCs w:val="22"/>
                               </w:rPr>
-                              <w:t>uration}</w:t>
+                              <w:t>uration</w:t>
+                            </w:r>
+                            <w:proofErr w:type="spellEnd"/>
+                            <w:r>
+                              <w:rPr>
+                                <w:rFonts w:ascii="Century Gothic" w:hAnsi="Century Gothic" w:cs="Times New Roman"/>
+                                <w:b/>
+                                <w:bCs/>
+                                <w:color w:val="1F497D" w:themeColor="text2"/>
+                                <w:sz w:val="22"/>
+                                <w:szCs w:val="22"/>
+                              </w:rPr>
+                              <w:t>}</w:t>
                             </w:r>
                           </w:p>
                           <w:p>
@@ -1193,6 +1384,7 @@
                               </w:rPr>
                               <w:t>Exit reason: {</w:t>
                             </w:r>
+                            <w:proofErr w:type="spellStart"/>
                             <w:r>
                               <w:rPr>
                                 <w:rFonts w:ascii="Century Gothic" w:hAnsi="Century Gothic" w:cs="Times New Roman"/>
@@ -1213,7 +1405,19 @@
                                 <w:sz w:val="22"/>
                                 <w:szCs w:val="22"/>
                               </w:rPr>
-                              <w:t>xitReason}</w:t>
+                              <w:t>xitReason</w:t>
+                            </w:r>
+                            <w:proofErr w:type="spellEnd"/>
+                            <w:r>
+                              <w:rPr>
+                                <w:rFonts w:ascii="Century Gothic" w:hAnsi="Century Gothic" w:cs="Times New Roman"/>
+                                <w:b/>
+                                <w:bCs/>
+                                <w:color w:val="1F497D" w:themeColor="text2"/>
+                                <w:sz w:val="22"/>
+                                <w:szCs w:val="22"/>
+                              </w:rPr>
+                              <w:t>}</w:t>
                             </w:r>
                           </w:p>
                           <w:p>
@@ -1260,6 +1464,7 @@
                               </w:rPr>
                               <w:t xml:space="preserve"> Overall IT Experience: {</w:t>
                             </w:r>
+                            <w:proofErr w:type="spellStart"/>
                             <w:r>
                               <w:rPr>
                                 <w:rFonts w:ascii="Century Gothic" w:hAnsi="Century Gothic" w:cs="Times New Roman"/>
@@ -1280,7 +1485,19 @@
                                 <w:sz w:val="22"/>
                                 <w:szCs w:val="22"/>
                               </w:rPr>
-                              <w:t>verallExperience}</w:t>
+                              <w:t>verallExperience</w:t>
+                            </w:r>
+                            <w:proofErr w:type="spellEnd"/>
+                            <w:r>
+                              <w:rPr>
+                                <w:rFonts w:ascii="Century Gothic" w:hAnsi="Century Gothic" w:cs="Times New Roman"/>
+                                <w:b/>
+                                <w:bCs/>
+                                <w:color w:val="1F497D" w:themeColor="text2"/>
+                                <w:sz w:val="22"/>
+                                <w:szCs w:val="22"/>
+                              </w:rPr>
+                              <w:t>}</w:t>
                             </w:r>
                           </w:p>
                           <w:p>
@@ -1338,6 +1555,7 @@
                               </w:rPr>
                               <w:t>: {</w:t>
                             </w:r>
+                            <w:proofErr w:type="spellStart"/>
                             <w:r>
                               <w:rPr>
                                 <w:rFonts w:ascii="Century Gothic" w:eastAsia="Calibri" w:hAnsi="Century Gothic" w:cs="Times New Roman"/>
@@ -1358,7 +1576,19 @@
                                 <w:sz w:val="22"/>
                                 <w:szCs w:val="22"/>
                               </w:rPr>
-                              <w:t>oreSkillExperience}</w:t>
+                              <w:t>oreSkillExperience</w:t>
+                            </w:r>
+                            <w:proofErr w:type="spellEnd"/>
+                            <w:r>
+                              <w:rPr>
+                                <w:rFonts w:ascii="Century Gothic" w:eastAsia="Calibri" w:hAnsi="Century Gothic" w:cs="Times New Roman"/>
+                                <w:b/>
+                                <w:bCs/>
+                                <w:color w:val="1F497D" w:themeColor="text2"/>
+                                <w:sz w:val="22"/>
+                                <w:szCs w:val="22"/>
+                              </w:rPr>
+                              <w:t>}</w:t>
                             </w:r>
                           </w:p>
                           <w:p>
@@ -1481,7 +1711,19 @@
                                 <w:sz w:val="22"/>
                                 <w:szCs w:val="22"/>
                               </w:rPr>
-                              <w:t>{h</w:t>
+                              <w:t>{</w:t>
+                            </w:r>
+                            <w:proofErr w:type="spellStart"/>
+                            <w:r>
+                              <w:rPr>
+                                <w:rFonts w:ascii="Century Gothic" w:hAnsi="Century Gothic" w:cs="Times New Roman"/>
+                                <w:b/>
+                                <w:bCs/>
+                                <w:color w:val="1F497D" w:themeColor="text2"/>
+                                <w:sz w:val="22"/>
+                                <w:szCs w:val="22"/>
+                              </w:rPr>
+                              <w:t>h</w:t>
                             </w:r>
                             <w:r>
                               <w:rPr>
@@ -1514,18 +1756,30 @@
                                 <w:sz w:val="22"/>
                                 <w:szCs w:val="22"/>
                               </w:rPr>
-                              <w:t>core}</w:t>
-                            </w:r>
-                            <w:r>
-                              <w:rPr>
-                                <w:rFonts w:ascii="Century Gothic" w:hAnsi="Century Gothic" w:cs="Times New Roman"/>
-                                <w:b/>
-                                <w:bCs/>
-                                <w:color w:val="1F497D" w:themeColor="text2"/>
-                                <w:sz w:val="22"/>
-                                <w:szCs w:val="22"/>
-                              </w:rPr>
-                              <w:t xml:space="preserve"> %</w:t>
+                              <w:t>core</w:t>
+                            </w:r>
+                            <w:proofErr w:type="spellEnd"/>
+                            <w:r>
+                              <w:rPr>
+                                <w:rFonts w:ascii="Century Gothic" w:hAnsi="Century Gothic" w:cs="Times New Roman"/>
+                                <w:b/>
+                                <w:bCs/>
+                                <w:color w:val="1F497D" w:themeColor="text2"/>
+                                <w:sz w:val="22"/>
+                                <w:szCs w:val="22"/>
+                              </w:rPr>
+                              <w:t>}</w:t>
+                            </w:r>
+                            <w:r>
+                              <w:rPr>
+                                <w:rFonts w:ascii="Century Gothic" w:hAnsi="Century Gothic" w:cs="Times New Roman"/>
+                                <w:b/>
+                                <w:bCs/>
+                                <w:color w:val="1F497D" w:themeColor="text2"/>
+                                <w:sz w:val="22"/>
+                                <w:szCs w:val="22"/>
+                              </w:rPr>
+                              <w:t xml:space="preserve"> </w:t>
                             </w:r>
                           </w:p>
                           <w:p>
@@ -1784,7 +2038,11 @@
           </mc:Choice>
           <mc:Fallback>
             <w:pict>
-              <v:shape w14:anchorId="13F54A31" id="Text Box 17" o:spid="_x0000_s1027" type="#_x0000_t202" style="width:526.5pt;height:498pt;visibility:visible;mso-wrap-style:square;mso-left-percent:-10001;mso-top-percent:-10001;mso-position-horizontal:absolute;mso-position-horizontal-relative:char;mso-position-vertical:absolute;mso-position-vertical-relative:line;mso-left-percent:-10001;mso-top-percent:-10001;v-text-anchor:top" o:gfxdata="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" filled="f" strokeweight=".16936mm">
+              <v:shapetype w14:anchorId="13F54A31" id="_x0000_t202" coordsize="21600,21600" o:spt="202" path="m,l,21600r21600,l21600,xe">
+                <v:stroke joinstyle="miter"/>
+                <v:path gradientshapeok="t" o:connecttype="rect"/>
+              </v:shapetype>
+              <v:shape id="Text Box 17" o:spid="_x0000_s1027" type="#_x0000_t202" style="width:526.5pt;height:498pt;visibility:visible;mso-wrap-style:square;mso-left-percent:-10001;mso-top-percent:-10001;mso-position-horizontal:absolute;mso-position-horizontal-relative:char;mso-position-vertical:absolute;mso-position-vertical-relative:line;mso-left-percent:-10001;mso-top-percent:-10001;v-text-anchor:top" o:gfxdata="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" filled="f" strokeweight=".16936mm">
                 <v:textbox inset="0,0,0,0">
                   <w:txbxContent>
                     <w:p>
@@ -1841,6 +2099,7 @@
                         </w:rPr>
                         <w:t xml:space="preserve"> Name: {</w:t>
                       </w:r>
+                      <w:proofErr w:type="spellStart"/>
                       <w:r>
                         <w:rPr>
                           <w:rFonts w:ascii="Century Gothic" w:hAnsi="Century Gothic" w:cs="Times New Roman"/>
@@ -1863,7 +2122,20 @@
                           <w:sz w:val="22"/>
                           <w:szCs w:val="22"/>
                         </w:rPr>
-                        <w:t>irstName}</w:t>
+                        <w:t>irstName</w:t>
+                      </w:r>
+                      <w:proofErr w:type="spellEnd"/>
+                      <w:r>
+                        <w:rPr>
+                          <w:rFonts w:ascii="Century Gothic" w:hAnsi="Century Gothic" w:cs="Times New Roman"/>
+                          <w:b/>
+                          <w:bCs/>
+                          <w:color w:val="1F497D" w:themeColor="text2"/>
+                          <w:spacing w:val="-4"/>
+                          <w:sz w:val="22"/>
+                          <w:szCs w:val="22"/>
+                        </w:rPr>
+                        <w:t>}</w:t>
                       </w:r>
                       <w:r>
                         <w:rPr>
@@ -1935,6 +2207,7 @@
                         </w:rPr>
                         <w:t xml:space="preserve"> Name: {</w:t>
                       </w:r>
+                      <w:proofErr w:type="spellStart"/>
                       <w:r>
                         <w:rPr>
                           <w:rFonts w:ascii="Century Gothic" w:hAnsi="Century Gothic" w:cs="Times New Roman"/>
@@ -1957,7 +2230,20 @@
                           <w:sz w:val="22"/>
                           <w:szCs w:val="22"/>
                         </w:rPr>
-                        <w:t>astName}</w:t>
+                        <w:t>astName</w:t>
+                      </w:r>
+                      <w:proofErr w:type="spellEnd"/>
+                      <w:r>
+                        <w:rPr>
+                          <w:rFonts w:ascii="Century Gothic" w:hAnsi="Century Gothic" w:cs="Times New Roman"/>
+                          <w:b/>
+                          <w:bCs/>
+                          <w:color w:val="1F497D" w:themeColor="text2"/>
+                          <w:spacing w:val="-4"/>
+                          <w:sz w:val="22"/>
+                          <w:szCs w:val="22"/>
+                        </w:rPr>
+                        <w:t>}</w:t>
                       </w:r>
                       <w:r>
                         <w:rPr>
@@ -2017,6 +2303,7 @@
                         </w:rPr>
                         <w:t xml:space="preserve"> Notice Period of the Candidate: {</w:t>
                       </w:r>
+                      <w:proofErr w:type="spellStart"/>
                       <w:r>
                         <w:rPr>
                           <w:rFonts w:ascii="Century Gothic" w:hAnsi="Century Gothic" w:cs="Times New Roman"/>
@@ -2037,7 +2324,19 @@
                           <w:sz w:val="22"/>
                           <w:szCs w:val="22"/>
                         </w:rPr>
-                        <w:t>oticePeriod}</w:t>
+                        <w:t>oticePeriod</w:t>
+                      </w:r>
+                      <w:proofErr w:type="spellEnd"/>
+                      <w:r>
+                        <w:rPr>
+                          <w:rFonts w:ascii="Century Gothic" w:hAnsi="Century Gothic" w:cs="Times New Roman"/>
+                          <w:b/>
+                          <w:bCs/>
+                          <w:color w:val="1F497D" w:themeColor="text2"/>
+                          <w:sz w:val="22"/>
+                          <w:szCs w:val="22"/>
+                        </w:rPr>
+                        <w:t>}</w:t>
                       </w:r>
                     </w:p>
                     <w:p>
@@ -2084,6 +2383,7 @@
                         </w:rPr>
                         <w:t xml:space="preserve"> Internal or External Candidate: {</w:t>
                       </w:r>
+                      <w:proofErr w:type="spellStart"/>
                       <w:r>
                         <w:rPr>
                           <w:rFonts w:ascii="Century Gothic" w:hAnsi="Century Gothic" w:cs="Times New Roman"/>
@@ -2095,6 +2395,7 @@
                         </w:rPr>
                         <w:t>candidateType</w:t>
                       </w:r>
+                      <w:proofErr w:type="spellEnd"/>
                       <w:r>
                         <w:rPr>
                           <w:rFonts w:ascii="Century Gothic" w:hAnsi="Century Gothic" w:cs="Times New Roman"/>
@@ -2160,7 +2461,19 @@
                           <w:sz w:val="22"/>
                           <w:szCs w:val="22"/>
                         </w:rPr>
-                        <w:t>{i</w:t>
+                        <w:t>{</w:t>
+                      </w:r>
+                      <w:proofErr w:type="spellStart"/>
+                      <w:r>
+                        <w:rPr>
+                          <w:rFonts w:ascii="Century Gothic" w:hAnsi="Century Gothic" w:cs="Times New Roman"/>
+                          <w:b/>
+                          <w:bCs/>
+                          <w:color w:val="1F497D" w:themeColor="text2"/>
+                          <w:sz w:val="22"/>
+                          <w:szCs w:val="22"/>
+                        </w:rPr>
+                        <w:t>i</w:t>
                       </w:r>
                       <w:r>
                         <w:rPr>
@@ -2204,7 +2517,19 @@
                           <w:sz w:val="22"/>
                           <w:szCs w:val="22"/>
                         </w:rPr>
-                        <w:t>e}</w:t>
+                        <w:t>e</w:t>
+                      </w:r>
+                      <w:proofErr w:type="spellEnd"/>
+                      <w:r>
+                        <w:rPr>
+                          <w:rFonts w:ascii="Century Gothic" w:hAnsi="Century Gothic" w:cs="Times New Roman"/>
+                          <w:b/>
+                          <w:bCs/>
+                          <w:color w:val="1F497D" w:themeColor="text2"/>
+                          <w:sz w:val="22"/>
+                          <w:szCs w:val="22"/>
+                        </w:rPr>
+                        <w:t>}</w:t>
                       </w:r>
                     </w:p>
                     <w:p>
@@ -2251,6 +2576,7 @@
                         </w:rPr>
                         <w:t xml:space="preserve"> Start Availability Date: {</w:t>
                       </w:r>
+                      <w:proofErr w:type="spellStart"/>
                       <w:r>
                         <w:rPr>
                           <w:rFonts w:ascii="Century Gothic" w:hAnsi="Century Gothic" w:cs="Times New Roman"/>
@@ -2271,7 +2597,19 @@
                           <w:sz w:val="22"/>
                           <w:szCs w:val="22"/>
                         </w:rPr>
-                        <w:t>tartDate}</w:t>
+                        <w:t>tartDate</w:t>
+                      </w:r>
+                      <w:proofErr w:type="spellEnd"/>
+                      <w:r>
+                        <w:rPr>
+                          <w:rFonts w:ascii="Century Gothic" w:hAnsi="Century Gothic" w:cs="Times New Roman"/>
+                          <w:b/>
+                          <w:bCs/>
+                          <w:color w:val="1F497D" w:themeColor="text2"/>
+                          <w:sz w:val="22"/>
+                          <w:szCs w:val="22"/>
+                        </w:rPr>
+                        <w:t>}</w:t>
                       </w:r>
                     </w:p>
                     <w:p>
@@ -2327,7 +2665,31 @@
                           <w:sz w:val="22"/>
                           <w:szCs w:val="22"/>
                         </w:rPr>
-                        <w:t xml:space="preserve">{workedForFordYes} </w:t>
+                        <w:t>{</w:t>
+                      </w:r>
+                      <w:proofErr w:type="spellStart"/>
+                      <w:r>
+                        <w:rPr>
+                          <w:rFonts w:ascii="Century Gothic" w:hAnsi="Century Gothic" w:cs="Times New Roman"/>
+                          <w:b/>
+                          <w:bCs/>
+                          <w:color w:val="1F497D" w:themeColor="text2"/>
+                          <w:sz w:val="22"/>
+                          <w:szCs w:val="22"/>
+                        </w:rPr>
+                        <w:t>workedForFordYes</w:t>
+                      </w:r>
+                      <w:proofErr w:type="spellEnd"/>
+                      <w:r>
+                        <w:rPr>
+                          <w:rFonts w:ascii="Century Gothic" w:hAnsi="Century Gothic" w:cs="Times New Roman"/>
+                          <w:b/>
+                          <w:bCs/>
+                          <w:color w:val="1F497D" w:themeColor="text2"/>
+                          <w:sz w:val="22"/>
+                          <w:szCs w:val="22"/>
+                        </w:rPr>
+                        <w:t xml:space="preserve">} </w:t>
                       </w:r>
                       <w:r>
                         <w:rPr>
@@ -2349,7 +2711,31 @@
                           <w:sz w:val="22"/>
                           <w:szCs w:val="22"/>
                         </w:rPr>
-                        <w:t xml:space="preserve">{workedForFordNo} </w:t>
+                        <w:t>{</w:t>
+                      </w:r>
+                      <w:proofErr w:type="spellStart"/>
+                      <w:r>
+                        <w:rPr>
+                          <w:rFonts w:ascii="Century Gothic" w:hAnsi="Century Gothic" w:cs="Times New Roman"/>
+                          <w:b/>
+                          <w:bCs/>
+                          <w:color w:val="1F497D" w:themeColor="text2"/>
+                          <w:sz w:val="22"/>
+                          <w:szCs w:val="22"/>
+                        </w:rPr>
+                        <w:t>workedForFordNo</w:t>
+                      </w:r>
+                      <w:proofErr w:type="spellEnd"/>
+                      <w:r>
+                        <w:rPr>
+                          <w:rFonts w:ascii="Century Gothic" w:hAnsi="Century Gothic" w:cs="Times New Roman"/>
+                          <w:b/>
+                          <w:bCs/>
+                          <w:color w:val="1F497D" w:themeColor="text2"/>
+                          <w:sz w:val="22"/>
+                          <w:szCs w:val="22"/>
+                        </w:rPr>
+                        <w:t xml:space="preserve">} </w:t>
                       </w:r>
                       <w:r>
                         <w:rPr>
@@ -2399,8 +2785,9 @@
                           <w:sz w:val="22"/>
                           <w:szCs w:val="22"/>
                         </w:rPr>
-                        <w:t>{worked</w:t>
-                      </w:r>
+                        <w:t>{</w:t>
+                      </w:r>
+                      <w:proofErr w:type="spellStart"/>
                       <w:r>
                         <w:rPr>
                           <w:rFonts w:asciiTheme="minorHAnsi" w:eastAsiaTheme="minorEastAsia" w:hAnsiTheme="minorHAnsi" w:cstheme="minorBidi"/>
@@ -2410,6 +2797,17 @@
                           <w:sz w:val="22"/>
                           <w:szCs w:val="22"/>
                         </w:rPr>
+                        <w:t>worked</w:t>
+                      </w:r>
+                      <w:r>
+                        <w:rPr>
+                          <w:rFonts w:asciiTheme="minorHAnsi" w:eastAsiaTheme="minorEastAsia" w:hAnsiTheme="minorHAnsi" w:cstheme="minorBidi"/>
+                          <w:b/>
+                          <w:bCs/>
+                          <w:color w:val="1F497D" w:themeColor="text2"/>
+                          <w:sz w:val="22"/>
+                          <w:szCs w:val="22"/>
+                        </w:rPr>
                         <w:t>AsAgency</w:t>
                       </w:r>
                       <w:r>
@@ -2421,7 +2819,19 @@
                           <w:sz w:val="22"/>
                           <w:szCs w:val="22"/>
                         </w:rPr>
-                        <w:t>Yes}</w:t>
+                        <w:t>Yes</w:t>
+                      </w:r>
+                      <w:proofErr w:type="spellEnd"/>
+                      <w:r>
+                        <w:rPr>
+                          <w:rFonts w:asciiTheme="minorHAnsi" w:eastAsiaTheme="minorEastAsia" w:hAnsiTheme="minorHAnsi" w:cstheme="minorBidi"/>
+                          <w:b/>
+                          <w:bCs/>
+                          <w:color w:val="1F497D" w:themeColor="text2"/>
+                          <w:sz w:val="22"/>
+                          <w:szCs w:val="22"/>
+                        </w:rPr>
+                        <w:t>}</w:t>
                       </w:r>
                       <w:r>
                         <w:rPr>
@@ -2451,8 +2861,9 @@
                           <w:sz w:val="22"/>
                           <w:szCs w:val="22"/>
                         </w:rPr>
-                        <w:t>{worked</w:t>
-                      </w:r>
+                        <w:t>{</w:t>
+                      </w:r>
+                      <w:proofErr w:type="spellStart"/>
                       <w:r>
                         <w:rPr>
                           <w:rFonts w:asciiTheme="minorHAnsi" w:eastAsiaTheme="minorEastAsia" w:hAnsiTheme="minorHAnsi" w:cstheme="minorBidi"/>
@@ -2462,6 +2873,17 @@
                           <w:sz w:val="22"/>
                           <w:szCs w:val="22"/>
                         </w:rPr>
+                        <w:t>worked</w:t>
+                      </w:r>
+                      <w:r>
+                        <w:rPr>
+                          <w:rFonts w:asciiTheme="minorHAnsi" w:eastAsiaTheme="minorEastAsia" w:hAnsiTheme="minorHAnsi" w:cstheme="minorBidi"/>
+                          <w:b/>
+                          <w:bCs/>
+                          <w:color w:val="1F497D" w:themeColor="text2"/>
+                          <w:sz w:val="22"/>
+                          <w:szCs w:val="22"/>
+                        </w:rPr>
                         <w:t>AsAgency</w:t>
                       </w:r>
                       <w:r>
@@ -2473,7 +2895,19 @@
                           <w:sz w:val="22"/>
                           <w:szCs w:val="22"/>
                         </w:rPr>
-                        <w:t xml:space="preserve">No} </w:t>
+                        <w:t>No</w:t>
+                      </w:r>
+                      <w:proofErr w:type="spellEnd"/>
+                      <w:r>
+                        <w:rPr>
+                          <w:rFonts w:asciiTheme="minorHAnsi" w:eastAsiaTheme="minorEastAsia" w:hAnsiTheme="minorHAnsi" w:cstheme="minorBidi"/>
+                          <w:b/>
+                          <w:bCs/>
+                          <w:color w:val="1F497D" w:themeColor="text2"/>
+                          <w:sz w:val="22"/>
+                          <w:szCs w:val="22"/>
+                        </w:rPr>
+                        <w:t xml:space="preserve">} </w:t>
                       </w:r>
                       <w:r>
                         <w:rPr>
@@ -2558,6 +2992,7 @@
                         </w:rPr>
                         <w:t>CDSID: {</w:t>
                       </w:r>
+                      <w:proofErr w:type="spellStart"/>
                       <w:r>
                         <w:rPr>
                           <w:rFonts w:ascii="Century Gothic" w:hAnsi="Century Gothic" w:cs="Times New Roman"/>
@@ -2569,6 +3004,7 @@
                         </w:rPr>
                         <w:t>cdsid</w:t>
                       </w:r>
+                      <w:proofErr w:type="spellEnd"/>
                       <w:r>
                         <w:rPr>
                           <w:rFonts w:ascii="Century Gothic" w:hAnsi="Century Gothic" w:cs="Times New Roman"/>
@@ -2668,6 +3104,7 @@
                         </w:rPr>
                         <w:t>Duration of the Project: {</w:t>
                       </w:r>
+                      <w:proofErr w:type="spellStart"/>
                       <w:r>
                         <w:rPr>
                           <w:rFonts w:ascii="Century Gothic" w:hAnsi="Century Gothic" w:cs="Times New Roman"/>
@@ -2688,7 +3125,19 @@
                           <w:sz w:val="22"/>
                           <w:szCs w:val="22"/>
                         </w:rPr>
-                        <w:t>uration}</w:t>
+                        <w:t>uration</w:t>
+                      </w:r>
+                      <w:proofErr w:type="spellEnd"/>
+                      <w:r>
+                        <w:rPr>
+                          <w:rFonts w:ascii="Century Gothic" w:hAnsi="Century Gothic" w:cs="Times New Roman"/>
+                          <w:b/>
+                          <w:bCs/>
+                          <w:color w:val="1F497D" w:themeColor="text2"/>
+                          <w:sz w:val="22"/>
+                          <w:szCs w:val="22"/>
+                        </w:rPr>
+                        <w:t>}</w:t>
                       </w:r>
                     </w:p>
                     <w:p>
@@ -2723,6 +3172,7 @@
                         </w:rPr>
                         <w:t>Exit reason: {</w:t>
                       </w:r>
+                      <w:proofErr w:type="spellStart"/>
                       <w:r>
                         <w:rPr>
                           <w:rFonts w:ascii="Century Gothic" w:hAnsi="Century Gothic" w:cs="Times New Roman"/>
@@ -2743,7 +3193,19 @@
                           <w:sz w:val="22"/>
                           <w:szCs w:val="22"/>
                         </w:rPr>
-                        <w:t>xitReason}</w:t>
+                        <w:t>xitReason</w:t>
+                      </w:r>
+                      <w:proofErr w:type="spellEnd"/>
+                      <w:r>
+                        <w:rPr>
+                          <w:rFonts w:ascii="Century Gothic" w:hAnsi="Century Gothic" w:cs="Times New Roman"/>
+                          <w:b/>
+                          <w:bCs/>
+                          <w:color w:val="1F497D" w:themeColor="text2"/>
+                          <w:sz w:val="22"/>
+                          <w:szCs w:val="22"/>
+                        </w:rPr>
+                        <w:t>}</w:t>
                       </w:r>
                     </w:p>
                     <w:p>
@@ -2790,6 +3252,7 @@
                         </w:rPr>
                         <w:t xml:space="preserve"> Overall IT Experience: {</w:t>
                       </w:r>
+                      <w:proofErr w:type="spellStart"/>
                       <w:r>
                         <w:rPr>
                           <w:rFonts w:ascii="Century Gothic" w:hAnsi="Century Gothic" w:cs="Times New Roman"/>
@@ -2810,7 +3273,19 @@
                           <w:sz w:val="22"/>
                           <w:szCs w:val="22"/>
                         </w:rPr>
-                        <w:t>verallExperience}</w:t>
+                        <w:t>verallExperience</w:t>
+                      </w:r>
+                      <w:proofErr w:type="spellEnd"/>
+                      <w:r>
+                        <w:rPr>
+                          <w:rFonts w:ascii="Century Gothic" w:hAnsi="Century Gothic" w:cs="Times New Roman"/>
+                          <w:b/>
+                          <w:bCs/>
+                          <w:color w:val="1F497D" w:themeColor="text2"/>
+                          <w:sz w:val="22"/>
+                          <w:szCs w:val="22"/>
+                        </w:rPr>
+                        <w:t>}</w:t>
                       </w:r>
                     </w:p>
                     <w:p>
@@ -2868,6 +3343,7 @@
                         </w:rPr>
                         <w:t>: {</w:t>
                       </w:r>
+                      <w:proofErr w:type="spellStart"/>
                       <w:r>
                         <w:rPr>
                           <w:rFonts w:ascii="Century Gothic" w:eastAsia="Calibri" w:hAnsi="Century Gothic" w:cs="Times New Roman"/>
@@ -2888,7 +3364,19 @@
                           <w:sz w:val="22"/>
                           <w:szCs w:val="22"/>
                         </w:rPr>
-                        <w:t>oreSkillExperience}</w:t>
+                        <w:t>oreSkillExperience</w:t>
+                      </w:r>
+                      <w:proofErr w:type="spellEnd"/>
+                      <w:r>
+                        <w:rPr>
+                          <w:rFonts w:ascii="Century Gothic" w:eastAsia="Calibri" w:hAnsi="Century Gothic" w:cs="Times New Roman"/>
+                          <w:b/>
+                          <w:bCs/>
+                          <w:color w:val="1F497D" w:themeColor="text2"/>
+                          <w:sz w:val="22"/>
+                          <w:szCs w:val="22"/>
+                        </w:rPr>
+                        <w:t>}</w:t>
                       </w:r>
                     </w:p>
                     <w:p>
@@ -3011,7 +3499,19 @@
                           <w:sz w:val="22"/>
                           <w:szCs w:val="22"/>
                         </w:rPr>
-                        <w:t>{h</w:t>
+                        <w:t>{</w:t>
+                      </w:r>
+                      <w:proofErr w:type="spellStart"/>
+                      <w:r>
+                        <w:rPr>
+                          <w:rFonts w:ascii="Century Gothic" w:hAnsi="Century Gothic" w:cs="Times New Roman"/>
+                          <w:b/>
+                          <w:bCs/>
+                          <w:color w:val="1F497D" w:themeColor="text2"/>
+                          <w:sz w:val="22"/>
+                          <w:szCs w:val="22"/>
+                        </w:rPr>
+                        <w:t>h</w:t>
                       </w:r>
                       <w:r>
                         <w:rPr>
@@ -3044,18 +3544,30 @@
                           <w:sz w:val="22"/>
                           <w:szCs w:val="22"/>
                         </w:rPr>
-                        <w:t>core}</w:t>
-                      </w:r>
-                      <w:r>
-                        <w:rPr>
-                          <w:rFonts w:ascii="Century Gothic" w:hAnsi="Century Gothic" w:cs="Times New Roman"/>
-                          <w:b/>
-                          <w:bCs/>
-                          <w:color w:val="1F497D" w:themeColor="text2"/>
-                          <w:sz w:val="22"/>
-                          <w:szCs w:val="22"/>
-                        </w:rPr>
-                        <w:t xml:space="preserve"> %</w:t>
+                        <w:t>core</w:t>
+                      </w:r>
+                      <w:proofErr w:type="spellEnd"/>
+                      <w:r>
+                        <w:rPr>
+                          <w:rFonts w:ascii="Century Gothic" w:hAnsi="Century Gothic" w:cs="Times New Roman"/>
+                          <w:b/>
+                          <w:bCs/>
+                          <w:color w:val="1F497D" w:themeColor="text2"/>
+                          <w:sz w:val="22"/>
+                          <w:szCs w:val="22"/>
+                        </w:rPr>
+                        <w:t>}</w:t>
+                      </w:r>
+                      <w:r>
+                        <w:rPr>
+                          <w:rFonts w:ascii="Century Gothic" w:hAnsi="Century Gothic" w:cs="Times New Roman"/>
+                          <w:b/>
+                          <w:bCs/>
+                          <w:color w:val="1F497D" w:themeColor="text2"/>
+                          <w:sz w:val="22"/>
+                          <w:szCs w:val="22"/>
+                        </w:rPr>
+                        <w:t xml:space="preserve"> </w:t>
                       </w:r>
                     </w:p>
                     <w:p>
@@ -3364,7 +3876,26 @@
           <w:color w:val="1F497D" w:themeColor="text2"/>
         </w:rPr>
         <w:tab/>
-        <w:t>i.</w:t>
+      </w:r>
+      <w:proofErr w:type="spellStart"/>
+      <w:r>
+        <w:rPr>
+          <w:rFonts w:ascii="Century Gothic" w:hAnsi="Century Gothic"/>
+          <w:b/>
+          <w:bCs/>
+          <w:color w:val="1F497D" w:themeColor="text2"/>
+        </w:rPr>
+        <w:t>i</w:t>
+      </w:r>
+      <w:proofErr w:type="spellEnd"/>
+      <w:r>
+        <w:rPr>
+          <w:rFonts w:ascii="Century Gothic" w:hAnsi="Century Gothic"/>
+          <w:b/>
+          <w:bCs/>
+          <w:color w:val="1F497D" w:themeColor="text2"/>
+        </w:rPr>
+        <w:t>.</w:t>
       </w:r>
       <w:r>
         <w:rPr>
@@ -3638,6 +4169,7 @@
         <w:rPr>
           <w:rFonts w:ascii="Century Gothic" w:hAnsi="Century Gothic"/>
           <w:b/>
+          <w:bCs/>
           <w:color w:val="1F497D" w:themeColor="text2"/>
         </w:rPr>
       </w:pPr>
@@ -3646,6 +4178,7 @@
           <w:rPr>
             <w:rFonts w:ascii="Century Gothic" w:hAnsi="Century Gothic"/>
             <w:b/>
+            <w:bCs/>
             <w:color w:val="1F497D" w:themeColor="text2"/>
           </w:rPr>
           <w:id w:val="1882586999"/>
@@ -3659,14 +4192,17 @@
             <w:rPr>
               <w:rFonts w:ascii="Century Gothic" w:hAnsi="Century Gothic"/>
               <w:b/>
+              <w:bCs/>
               <w:color w:val="1F497D" w:themeColor="text2"/>
             </w:rPr>
-            <w:t>Please enter Duration of study {</w:t>
+            <w:t>{</w:t>
           </w:r>
+          <w:proofErr w:type="spellStart"/>
           <w:r>
             <w:rPr>
               <w:rFonts w:ascii="Century Gothic" w:hAnsi="Century Gothic"/>
               <w:b/>
+              <w:bCs/>
               <w:color w:val="1F497D" w:themeColor="text2"/>
             </w:rPr>
             <w:t>b</w:t>
@@ -3675,9 +4211,20 @@
             <w:rPr>
               <w:rFonts w:ascii="Century Gothic" w:hAnsi="Century Gothic"/>
               <w:b/>
+              <w:bCs/>
               <w:color w:val="1F497D" w:themeColor="text2"/>
             </w:rPr>
-            <w:t>achelorDuration}</w:t>
+            <w:t>achelorDuration</w:t>
+          </w:r>
+          <w:proofErr w:type="spellEnd"/>
+          <w:r>
+            <w:rPr>
+              <w:rFonts w:ascii="Century Gothic" w:hAnsi="Century Gothic"/>
+              <w:b/>
+              <w:bCs/>
+              <w:color w:val="1F497D" w:themeColor="text2"/>
+            </w:rPr>
+            <w:t>}</w:t>
           </w:r>
         </w:sdtContent>
       </w:sdt>
@@ -3738,6 +4285,7 @@
                 </w:rPr>
                 <w:t>{</w:t>
               </w:r>
+              <w:proofErr w:type="spellStart"/>
               <w:r>
                 <w:rPr>
                   <w:rFonts w:ascii="Century Gothic" w:hAnsi="Century Gothic"/>
@@ -3765,6 +4313,7 @@
                 </w:rPr>
                 <w:t>tails</w:t>
               </w:r>
+              <w:proofErr w:type="spellEnd"/>
               <w:r>
                 <w:rPr>
                   <w:rFonts w:ascii="Century Gothic" w:hAnsi="Century Gothic"/>
@@ -3862,6 +4411,7 @@
             </w:rPr>
             <w:t>{</w:t>
           </w:r>
+          <w:proofErr w:type="spellStart"/>
           <w:r>
             <w:rPr>
               <w:rFonts w:ascii="Century Gothic" w:hAnsi="Century Gothic"/>
@@ -3878,7 +4428,17 @@
               <w:bCs/>
               <w:color w:val="1F497D" w:themeColor="text2"/>
             </w:rPr>
-            <w:t>asterDuration}</w:t>
+            <w:t>asterDuration</w:t>
+          </w:r>
+          <w:proofErr w:type="spellEnd"/>
+          <w:r>
+            <w:rPr>
+              <w:rFonts w:ascii="Century Gothic" w:hAnsi="Century Gothic"/>
+              <w:b/>
+              <w:bCs/>
+              <w:color w:val="1F497D" w:themeColor="text2"/>
+            </w:rPr>
+            <w:t>}</w:t>
           </w:r>
         </w:p>
       </w:sdtContent>
@@ -3929,6 +4489,7 @@
             </w:rPr>
             <w:t>{</w:t>
           </w:r>
+          <w:proofErr w:type="spellStart"/>
           <w:r>
             <w:rPr>
               <w:rFonts w:ascii="Century Gothic" w:hAnsi="Century Gothic"/>
@@ -3956,6 +4517,7 @@
             </w:rPr>
             <w:t>tails</w:t>
           </w:r>
+          <w:proofErr w:type="spellEnd"/>
           <w:r>
             <w:rPr>
               <w:rFonts w:ascii="Century Gothic" w:hAnsi="Century Gothic"/>
@@ -4191,6 +4753,17 @@
     </w:p>
     <w:p>
       <w:pPr>
+        <w:pStyle w:val="ListParagraph"/>
+        <w:rPr>
+          <w:rFonts w:ascii="Century Gothic" w:hAnsi="Century Gothic"/>
+          <w:color w:val="1F497D" w:themeColor="text2"/>
+          <w:sz w:val="20"/>
+          <w:szCs w:val="20"/>
+        </w:rPr>
+      </w:pPr>
+    </w:p>
+    <w:p>
+      <w:pPr>
         <w:ind w:left="360"/>
         <w:rPr>
           <w:rFonts w:ascii="Century Gothic" w:hAnsi="Century Gothic"/>
@@ -4206,7 +4779,27 @@
           <w:sz w:val="20"/>
           <w:szCs w:val="20"/>
         </w:rPr>
-        <w:t>{/employmentHistory}</w:t>
+        <w:t>{/</w:t>
+      </w:r>
+      <w:proofErr w:type="spellStart"/>
+      <w:r>
+        <w:rPr>
+          <w:rFonts w:ascii="Century Gothic" w:hAnsi="Century Gothic"/>
+          <w:color w:val="1F497D" w:themeColor="text2"/>
+          <w:sz w:val="20"/>
+          <w:szCs w:val="20"/>
+        </w:rPr>
+        <w:t>employmentHistory</w:t>
+      </w:r>
+      <w:proofErr w:type="spellEnd"/>
+      <w:r>
+        <w:rPr>
+          <w:rFonts w:ascii="Century Gothic" w:hAnsi="Century Gothic"/>
+          <w:color w:val="1F497D" w:themeColor="text2"/>
+          <w:sz w:val="20"/>
+          <w:szCs w:val="20"/>
+        </w:rPr>
+        <w:t>}</w:t>
       </w:r>
     </w:p>
     <w:p>
@@ -4228,7 +4821,27 @@
           <w:sz w:val="20"/>
           <w:szCs w:val="20"/>
         </w:rPr>
-        <w:t>{additionalDetails}</w:t>
+        <w:t>{</w:t>
+      </w:r>
+      <w:proofErr w:type="spellStart"/>
+      <w:r>
+        <w:rPr>
+          <w:rFonts w:ascii="Century Gothic" w:hAnsi="Century Gothic"/>
+          <w:color w:val="1F497D" w:themeColor="text2"/>
+          <w:sz w:val="20"/>
+          <w:szCs w:val="20"/>
+        </w:rPr>
+        <w:t>additionalDetails</w:t>
+      </w:r>
+      <w:proofErr w:type="spellEnd"/>
+      <w:r>
+        <w:rPr>
+          <w:rFonts w:ascii="Century Gothic" w:hAnsi="Century Gothic"/>
+          <w:color w:val="1F497D" w:themeColor="text2"/>
+          <w:sz w:val="20"/>
+          <w:szCs w:val="20"/>
+        </w:rPr>
+        <w:t>}</w:t>
       </w:r>
       <w:r>
         <w:rPr>
@@ -5980,6 +6593,7 @@
   <w:style w:type="character" w:default="1" w:styleId="DefaultParagraphFont">
     <w:name w:val="Default Paragraph Font"/>
     <w:uiPriority w:val="1"/>
+    <w:semiHidden/>
     <w:unhideWhenUsed/>
   </w:style>
   <w:style w:type="table" w:default="1" w:styleId="TableNormal">
@@ -6461,6 +7075,21 @@
     <w:pitch w:val="variable"/>
     <w:sig w:usb0="E4002EFF" w:usb1="C200247B" w:usb2="00000009" w:usb3="00000000" w:csb0="000001FF" w:csb1="00000000"/>
   </w:font>
+  <w:font w:name="MS Mincho">
+    <w:altName w:val="ＭＳ 明朝"/>
+    <w:panose1 w:val="02020609040205080304"/>
+    <w:charset w:val="80"/>
+    <w:family w:val="modern"/>
+    <w:pitch w:val="fixed"/>
+    <w:sig w:usb0="E00002FF" w:usb1="6AC7FDFB" w:usb2="08000012" w:usb3="00000000" w:csb0="0002009F" w:csb1="00000000"/>
+  </w:font>
+  <w:font w:name="Arial">
+    <w:panose1 w:val="020B0604020202020204"/>
+    <w:charset w:val="00"/>
+    <w:family w:val="swiss"/>
+    <w:pitch w:val="variable"/>
+    <w:sig w:usb0="E0002EFF" w:usb1="C000785B" w:usb2="00000009" w:usb3="00000000" w:csb0="000001FF" w:csb1="00000000"/>
+  </w:font>
   <w:font w:name="Tahoma">
     <w:panose1 w:val="020B0604030504040204"/>
     <w:charset w:val="00"/>
@@ -6482,12 +7111,13 @@
     <w:pitch w:val="variable"/>
     <w:sig w:usb0="00000287" w:usb1="00000000" w:usb2="00000000" w:usb3="00000000" w:csb0="0000009F" w:csb1="00000000"/>
   </w:font>
-  <w:font w:name="Arial">
-    <w:panose1 w:val="020B0604020202020204"/>
-    <w:charset w:val="00"/>
-    <w:family w:val="swiss"/>
-    <w:pitch w:val="variable"/>
-    <w:sig w:usb0="E0002EFF" w:usb1="C000785B" w:usb2="00000009" w:usb3="00000000" w:csb0="000001FF" w:csb1="00000000"/>
+  <w:font w:name="MS Gothic">
+    <w:altName w:val="ＭＳ ゴシック"/>
+    <w:panose1 w:val="020B0609070205080204"/>
+    <w:charset w:val="80"/>
+    <w:family w:val="modern"/>
+    <w:pitch w:val="fixed"/>
+    <w:sig w:usb0="E00002FF" w:usb1="6AC7FDFB" w:usb2="08000012" w:usb3="00000000" w:csb0="0002009F" w:csb1="00000000"/>
   </w:font>
   <w:font w:name="Cambria">
     <w:panose1 w:val="02040503050406030204"/>
@@ -6501,6 +7131,19 @@
     <w:family w:val="swiss"/>
     <w:pitch w:val="variable"/>
     <w:sig w:usb0="20000287" w:usb1="00000003" w:usb2="00000000" w:usb3="00000000" w:csb0="0000019F" w:csb1="00000000"/>
+  </w:font>
+  <w:font w:name="Yu Mincho">
+    <w:charset w:val="80"/>
+    <w:family w:val="roman"/>
+    <w:pitch w:val="variable"/>
+    <w:sig w:usb0="800002E7" w:usb1="2AC7FCFF" w:usb2="00000012" w:usb3="00000000" w:csb0="0002009F" w:csb1="00000000"/>
+  </w:font>
+  <w:font w:name="Yu Gothic Light">
+    <w:panose1 w:val="020B0300000000000000"/>
+    <w:charset w:val="80"/>
+    <w:family w:val="swiss"/>
+    <w:pitch w:val="variable"/>
+    <w:sig w:usb0="E00002FF" w:usb1="2AC7FDFF" w:usb2="00000016" w:usb3="00000000" w:csb0="0002009F" w:csb1="00000000"/>
   </w:font>
   <w:font w:name="Aptos Display">
     <w:charset w:val="00"/>
@@ -6559,6 +7202,7 @@
     <w:rsid w:val="00256287"/>
     <w:rsid w:val="002C417D"/>
     <w:rsid w:val="002C7462"/>
+    <w:rsid w:val="00313353"/>
     <w:rsid w:val="00315565"/>
     <w:rsid w:val="003441C1"/>
     <w:rsid w:val="00382DFB"/>
@@ -6592,6 +7236,7 @@
     <w:rsid w:val="00767B9F"/>
     <w:rsid w:val="007C35A7"/>
     <w:rsid w:val="007C4B3B"/>
+    <w:rsid w:val="007D50F5"/>
     <w:rsid w:val="007F76FC"/>
     <w:rsid w:val="0082242D"/>
     <w:rsid w:val="00875A03"/>
@@ -6647,6 +7292,7 @@
     <w:rsid w:val="00EB19E3"/>
     <w:rsid w:val="00F01CF6"/>
     <w:rsid w:val="00F42AB8"/>
+    <w:rsid w:val="00F539CB"/>
     <w:rsid w:val="00F95487"/>
     <w:rsid w:val="00F97406"/>
   </w:rsids>
@@ -6663,7 +7309,7 @@
     <m:intLim m:val="subSup"/>
     <m:naryLim m:val="undOvr"/>
   </m:mathPr>
-  <w:themeFontLang w:val="en-GB"/>
+  <w:themeFontLang w:val="en-GB" w:eastAsia="ja-JP" w:bidi="ar-SA"/>
   <w:clrSchemeMapping w:bg1="light1" w:t1="dark1" w:bg2="light2" w:t2="dark2" w:accent1="accent1" w:accent2="accent2" w:accent3="accent3" w:accent4="accent4" w:accent5="accent5" w:accent6="accent6" w:hyperlink="hyperlink" w:followedHyperlink="followedHyperlink"/>
   <w:decimalSymbol w:val="."/>
   <w:listSeparator w:val=","/>
